--- a/downloads/documents/04 Units/Unit 06 - Food Systems and Production - From Farm to Table/Lesson 06.02 - Local Seasonal and Global.docx
+++ b/downloads/documents/04 Units/Unit 06 - Food Systems and Production - From Farm to Table/Lesson 06.02 - Local Seasonal and Global.docx
@@ -341,7 +341,7 @@
         <w:t xml:space="preserve">Vocabulary 06.md</w:t>
       </w:r>
       <w:r>
-        <w:t xml:space="preserve">) for Turkish, Portuguese, and Spanish.</w:t>
+        <w:t xml:space="preserve">) for Spanish.</w:t>
       </w:r>
     </w:p>
     <w:p>
@@ -1104,7 +1104,7 @@
         <w:pStyle w:val="Compact"/>
       </w:pPr>
       <w:r>
-        <w:t xml:space="preserve">ELL: the seasonal chart is a picture grid, not a word list; every food on it has a photo; the four trade-off words are on the slide with an icon each and in Turkish, Portuguese, and Spanish (see</w:t>
+        <w:t xml:space="preserve">ELL: the seasonal chart is a picture grid, not a word list; every food on it has a photo; the four trade-off words are on the slide with an icon each and in Spanish (see</w:t>
       </w:r>
       <w:r>
         <w:t xml:space="preserve"> </w:t>

--- a/downloads/documents/04 Units/Unit 06 - Food Systems and Production - From Farm to Table/Lesson 06.02 - Local Seasonal and Global.docx
+++ b/downloads/documents/04 Units/Unit 06 - Food Systems and Production - From Farm to Table/Lesson 06.02 - Local Seasonal and Global.docx
@@ -670,7 +670,7 @@
               <w:jc w:val="left"/>
             </w:pPr>
             <w:r>
-              <w:t xml:space="preserve">Fill in the chart on the handout: circle eight foods and write the season for each. Mark the three storage crops with an S.</w:t>
+              <w:t xml:space="preserve">Fill in the chart on the handout: circle eight foods and write the season for each. Circle three storage crops on the chart.</w:t>
             </w:r>
           </w:p>
         </w:tc>
